--- a/Coding 1 - year/Unit 7 - Project Development/Daily Lesson Plans/Word/Day 180.docx
+++ b/Coding 1 - year/Unit 7 - Project Development/Daily Lesson Plans/Word/Day 180.docx
@@ -50,12 +50,15 @@
               </w:rPr>
               <w:t xml:space="preserve">Coding I — Full Year</w:t>
             </w:r>
-          </w:p>
-          <w:p>
-            <w:pPr>
-              <w:spacing w:before="40"/>
-              <w:jc w:val="center"/>
-            </w:pPr>
+            <w:r>
+              <w:rPr>
+                <w:rFonts w:ascii="Arial" w:cs="Arial" w:eastAsia="Arial" w:hAnsi="Arial"/>
+                <w:sz w:val="16"/>
+                <w:szCs w:val="16"/>
+              </w:rPr>
+              <w:br/>
+              <w:t xml:space="preserve"/>
+            </w:r>
             <w:r>
               <w:rPr>
                 <w:rFonts w:ascii="Arial" w:cs="Arial" w:eastAsia="Arial" w:hAnsi="Arial"/>
@@ -83,7 +86,7 @@
           <w:rFonts w:ascii="Arial" w:cs="Arial" w:eastAsia="Arial" w:hAnsi="Arial"/>
           <w:b/>
           <w:bCs/>
-          <w:color w:val="1F3864"/>
+          <w:color w:val="2B5797"/>
           <w:sz w:val="32"/>
           <w:szCs w:val="32"/>
         </w:rPr>
@@ -261,9 +264,9 @@
               <w:right w:val="single" w:color="CCCCCC" w:sz="1"/>
             </w:tcBorders>
             <w:tcMar>
-              <w:top w:type="dxa" w:w="60"/>
+              <w:top w:type="dxa" w:w="80"/>
               <w:left w:type="dxa" w:w="120"/>
-              <w:bottom w:type="dxa" w:w="60"/>
+              <w:bottom w:type="dxa" w:w="80"/>
               <w:right w:type="dxa" w:w="120"/>
             </w:tcMar>
           </w:tcPr>
@@ -290,20 +293,213 @@
               <w:right w:val="single" w:color="CCCCCC" w:sz="1"/>
             </w:tcBorders>
             <w:tcMar>
-              <w:top w:type="dxa" w:w="60"/>
+              <w:top w:type="dxa" w:w="80"/>
               <w:left w:type="dxa" w:w="120"/>
-              <w:bottom w:type="dxa" w:w="60"/>
+              <w:bottom w:type="dxa" w:w="80"/>
               <w:right w:type="dxa" w:w="120"/>
             </w:tcMar>
           </w:tcPr>
           <w:p>
-            <w:r>
-              <w:rPr>
-                <w:rFonts w:ascii="Arial" w:cs="Arial" w:eastAsia="Arial" w:hAnsi="Arial"/>
-                <w:sz w:val="20"/>
-                <w:szCs w:val="20"/>
+            <w:pPr>
+              <w:spacing w:after="80" w:before="80"/>
+            </w:pPr>
+            <w:r>
+              <w:rPr>
+                <w:rFonts w:ascii="Arial" w:cs="Arial" w:eastAsia="Arial" w:hAnsi="Arial"/>
+                <w:b/>
+                <w:bCs/>
+                <w:i w:val="false"/>
+                <w:iCs w:val="false"/>
+                <w:color w:val="000000"/>
+                <w:sz w:val="22"/>
+                <w:szCs w:val="22"/>
               </w:rPr>
               <w:t xml:space="preserve">Bell Ringer / Review</w:t>
+            </w:r>
+            <w:r>
+              <w:rPr>
+                <w:rFonts w:ascii="Arial" w:cs="Arial" w:eastAsia="Arial" w:hAnsi="Arial"/>
+                <w:sz w:val="20"/>
+                <w:szCs w:val="20"/>
+              </w:rPr>
+              <w:br/>
+              <w:t xml:space="preserve"/>
+            </w:r>
+            <w:r>
+              <w:rPr>
+                <w:rFonts w:ascii="Arial" w:cs="Arial" w:eastAsia="Arial" w:hAnsi="Arial"/>
+                <w:sz w:val="20"/>
+                <w:szCs w:val="20"/>
+              </w:rPr>
+              <w:br/>
+              <w:t xml:space="preserve"/>
+            </w:r>
+            <w:r>
+              <w:rPr>
+                <w:rFonts w:ascii="Arial" w:cs="Arial" w:eastAsia="Arial" w:hAnsi="Arial"/>
+                <w:b/>
+                <w:bCs/>
+                <w:i w:val="false"/>
+                <w:iCs w:val="false"/>
+                <w:color w:val="000000"/>
+                <w:sz w:val="20"/>
+                <w:szCs w:val="20"/>
+              </w:rPr>
+              <w:t xml:space="preserve">Quick Write </w:t>
+            </w:r>
+            <w:r>
+              <w:rPr>
+                <w:rFonts w:ascii="Arial" w:cs="Arial" w:eastAsia="Arial" w:hAnsi="Arial"/>
+                <w:b w:val="false"/>
+                <w:bCs w:val="false"/>
+                <w:i w:val="false"/>
+                <w:iCs w:val="false"/>
+                <w:color w:val="000000"/>
+                <w:sz w:val="20"/>
+                <w:szCs w:val="20"/>
+              </w:rPr>
+              <w:t xml:space="preserve">(3 min — written or verbal):</w:t>
+            </w:r>
+            <w:r>
+              <w:rPr>
+                <w:rFonts w:ascii="Arial" w:cs="Arial" w:eastAsia="Arial" w:hAnsi="Arial"/>
+                <w:sz w:val="20"/>
+                <w:szCs w:val="20"/>
+              </w:rPr>
+              <w:br/>
+              <w:t xml:space="preserve"/>
+            </w:r>
+            <w:r>
+              <w:rPr>
+                <w:rFonts w:ascii="Arial" w:cs="Arial" w:eastAsia="Arial" w:hAnsi="Arial"/>
+                <w:b w:val="false"/>
+                <w:bCs w:val="false"/>
+                <w:i w:val="false"/>
+                <w:iCs w:val="false"/>
+                <w:color w:val="000000"/>
+                <w:sz w:val="20"/>
+                <w:szCs w:val="20"/>
+              </w:rPr>
+              <w:t xml:space="preserve">    In your own words: Celebrate my accomplishments, review my portfolio, and plan for continued growth?</w:t>
+            </w:r>
+            <w:r>
+              <w:rPr>
+                <w:rFonts w:ascii="Arial" w:cs="Arial" w:eastAsia="Arial" w:hAnsi="Arial"/>
+                <w:sz w:val="20"/>
+                <w:szCs w:val="20"/>
+              </w:rPr>
+              <w:br/>
+              <w:t xml:space="preserve"/>
+            </w:r>
+            <w:r>
+              <w:rPr>
+                <w:rFonts w:ascii="Arial" w:cs="Arial" w:eastAsia="Arial" w:hAnsi="Arial"/>
+                <w:sz w:val="20"/>
+                <w:szCs w:val="20"/>
+              </w:rPr>
+              <w:br/>
+              <w:t xml:space="preserve"/>
+            </w:r>
+            <w:r>
+              <w:rPr>
+                <w:rFonts w:ascii="Arial" w:cs="Arial" w:eastAsia="Arial" w:hAnsi="Arial"/>
+                <w:b/>
+                <w:bCs/>
+                <w:i w:val="false"/>
+                <w:iCs w:val="false"/>
+                <w:color w:val="000000"/>
+                <w:sz w:val="20"/>
+                <w:szCs w:val="20"/>
+              </w:rPr>
+              <w:t xml:space="preserve">Vocabulary Preview — </w:t>
+            </w:r>
+            <w:r>
+              <w:rPr>
+                <w:rFonts w:ascii="Arial" w:cs="Arial" w:eastAsia="Arial" w:hAnsi="Arial"/>
+                <w:b w:val="false"/>
+                <w:bCs w:val="false"/>
+                <w:i w:val="false"/>
+                <w:iCs w:val="false"/>
+                <w:color w:val="000000"/>
+                <w:sz w:val="20"/>
+                <w:szCs w:val="20"/>
+              </w:rPr>
+              <w:t xml:space="preserve">terms we'll use today:</w:t>
+            </w:r>
+            <w:r>
+              <w:rPr>
+                <w:rFonts w:ascii="Arial" w:cs="Arial" w:eastAsia="Arial" w:hAnsi="Arial"/>
+                <w:sz w:val="20"/>
+                <w:szCs w:val="20"/>
+              </w:rPr>
+              <w:br/>
+              <w:t xml:space="preserve"/>
+            </w:r>
+            <w:r>
+              <w:rPr>
+                <w:rFonts w:ascii="Arial" w:cs="Arial" w:eastAsia="Arial" w:hAnsi="Arial"/>
+                <w:b w:val="false"/>
+                <w:bCs w:val="false"/>
+                <w:i w:val="false"/>
+                <w:iCs w:val="false"/>
+                <w:color w:val="000000"/>
+                <w:sz w:val="20"/>
+                <w:szCs w:val="20"/>
+              </w:rPr>
+              <w:t xml:space="preserve">    • portfolio   •   What to include   •   Today's class includes   •   Awards &amp; Recognition (15 min)   •   Reflection &amp; Gratitude (15 min)   •   Looking Forward (5 min)</w:t>
+            </w:r>
+            <w:r>
+              <w:rPr>
+                <w:rFonts w:ascii="Arial" w:cs="Arial" w:eastAsia="Arial" w:hAnsi="Arial"/>
+                <w:sz w:val="20"/>
+                <w:szCs w:val="20"/>
+              </w:rPr>
+              <w:br/>
+              <w:t xml:space="preserve"/>
+            </w:r>
+            <w:r>
+              <w:rPr>
+                <w:rFonts w:ascii="Arial" w:cs="Arial" w:eastAsia="Arial" w:hAnsi="Arial"/>
+                <w:sz w:val="20"/>
+                <w:szCs w:val="20"/>
+              </w:rPr>
+              <w:br/>
+              <w:t xml:space="preserve"/>
+            </w:r>
+            <w:r>
+              <w:rPr>
+                <w:rFonts w:ascii="Arial" w:cs="Arial" w:eastAsia="Arial" w:hAnsi="Arial"/>
+                <w:b w:val="false"/>
+                <w:bCs w:val="false"/>
+                <w:i/>
+                <w:iCs/>
+                <w:color w:val="444444"/>
+                <w:sz w:val="20"/>
+                <w:szCs w:val="20"/>
+              </w:rPr>
+              <w:t xml:space="preserve">Today's Goal: By the end of class you will be able to celebrate my accomplishments, review my portfolio, and plan for continued growth.</w:t>
+            </w:r>
+            <w:r>
+              <w:rPr>
+                <w:rFonts w:ascii="Arial" w:cs="Arial" w:eastAsia="Arial" w:hAnsi="Arial"/>
+                <w:sz w:val="20"/>
+                <w:szCs w:val="20"/>
+              </w:rPr>
+              <w:br/>
+              <w:t xml:space="preserve"/>
+            </w:r>
+            <w:r>
+              <w:rPr>
+                <w:rFonts w:ascii="Arial" w:cs="Arial" w:eastAsia="Arial" w:hAnsi="Arial"/>
+                <w:b w:val="false"/>
+                <w:bCs w:val="false"/>
+                <w:i/>
+                <w:iCs/>
+                <w:color w:val="555555"/>
+                <w:sz w:val="20"/>
+                <w:szCs w:val="20"/>
+              </w:rPr>
+              <w:t xml:space="preserve">→ Pair-share your response, then 2–3 students share with the class.</w:t>
             </w:r>
           </w:p>
         </w:tc>
@@ -319,9 +515,9 @@
               <w:right w:val="single" w:color="CCCCCC" w:sz="1"/>
             </w:tcBorders>
             <w:tcMar>
-              <w:top w:type="dxa" w:w="60"/>
+              <w:top w:type="dxa" w:w="80"/>
               <w:left w:type="dxa" w:w="120"/>
-              <w:bottom w:type="dxa" w:w="60"/>
+              <w:bottom w:type="dxa" w:w="80"/>
               <w:right w:type="dxa" w:w="120"/>
             </w:tcMar>
           </w:tcPr>
@@ -348,20 +544,468 @@
               <w:right w:val="single" w:color="CCCCCC" w:sz="1"/>
             </w:tcBorders>
             <w:tcMar>
-              <w:top w:type="dxa" w:w="60"/>
+              <w:top w:type="dxa" w:w="80"/>
               <w:left w:type="dxa" w:w="120"/>
-              <w:bottom w:type="dxa" w:w="60"/>
+              <w:bottom w:type="dxa" w:w="80"/>
               <w:right w:type="dxa" w:w="120"/>
             </w:tcMar>
           </w:tcPr>
           <w:p>
-            <w:r>
-              <w:rPr>
-                <w:rFonts w:ascii="Arial" w:cs="Arial" w:eastAsia="Arial" w:hAnsi="Arial"/>
-                <w:sz w:val="20"/>
-                <w:szCs w:val="20"/>
-              </w:rPr>
-              <w:t xml:space="preserve">Mini Lesson: End-of-Year Celebration and Portfolio Review</w:t>
+            <w:pPr>
+              <w:spacing w:after="80" w:before="80"/>
+            </w:pPr>
+            <w:r>
+              <w:rPr>
+                <w:rFonts w:ascii="Arial" w:cs="Arial" w:eastAsia="Arial" w:hAnsi="Arial"/>
+                <w:b/>
+                <w:bCs/>
+                <w:i w:val="false"/>
+                <w:iCs w:val="false"/>
+                <w:color w:val="000000"/>
+                <w:sz w:val="22"/>
+                <w:szCs w:val="22"/>
+              </w:rPr>
+              <w:t xml:space="preserve">Mini Lesson: </w:t>
+            </w:r>
+            <w:r>
+              <w:rPr>
+                <w:rFonts w:ascii="Arial" w:cs="Arial" w:eastAsia="Arial" w:hAnsi="Arial"/>
+                <w:b w:val="false"/>
+                <w:bCs w:val="false"/>
+                <w:i w:val="false"/>
+                <w:iCs w:val="false"/>
+                <w:color w:val="000000"/>
+                <w:sz w:val="22"/>
+                <w:szCs w:val="22"/>
+              </w:rPr>
+              <w:t xml:space="preserve">End-of-Year Celebration and Portfolio Review</w:t>
+            </w:r>
+            <w:r>
+              <w:rPr>
+                <w:rFonts w:ascii="Arial" w:cs="Arial" w:eastAsia="Arial" w:hAnsi="Arial"/>
+                <w:sz w:val="20"/>
+                <w:szCs w:val="20"/>
+              </w:rPr>
+              <w:br/>
+              <w:t xml:space="preserve"/>
+            </w:r>
+            <w:r>
+              <w:rPr>
+                <w:rFonts w:ascii="Arial" w:cs="Arial" w:eastAsia="Arial" w:hAnsi="Arial"/>
+                <w:sz w:val="20"/>
+                <w:szCs w:val="20"/>
+              </w:rPr>
+              <w:br/>
+              <w:t xml:space="preserve"/>
+            </w:r>
+            <w:r>
+              <w:rPr>
+                <w:rFonts w:ascii="Arial" w:cs="Arial" w:eastAsia="Arial" w:hAnsi="Arial"/>
+                <w:b/>
+                <w:bCs/>
+                <w:i/>
+                <w:iCs/>
+                <w:color w:val="000000"/>
+                <w:sz w:val="20"/>
+                <w:szCs w:val="20"/>
+              </w:rPr>
+              <w:t xml:space="preserve">Learning Target: </w:t>
+            </w:r>
+            <w:r>
+              <w:rPr>
+                <w:rFonts w:ascii="Arial" w:cs="Arial" w:eastAsia="Arial" w:hAnsi="Arial"/>
+                <w:b w:val="false"/>
+                <w:bCs w:val="false"/>
+                <w:i/>
+                <w:iCs/>
+                <w:color w:val="333333"/>
+                <w:sz w:val="20"/>
+                <w:szCs w:val="20"/>
+              </w:rPr>
+              <w:t xml:space="preserve">I can celebrate my accomplishments, review my portfolio, and plan for continued growth.</w:t>
+            </w:r>
+            <w:r>
+              <w:rPr>
+                <w:rFonts w:ascii="Arial" w:cs="Arial" w:eastAsia="Arial" w:hAnsi="Arial"/>
+                <w:sz w:val="20"/>
+                <w:szCs w:val="20"/>
+              </w:rPr>
+              <w:br/>
+              <w:t xml:space="preserve"/>
+            </w:r>
+            <w:r>
+              <w:rPr>
+                <w:rFonts w:ascii="Arial" w:cs="Arial" w:eastAsia="Arial" w:hAnsi="Arial"/>
+                <w:sz w:val="20"/>
+                <w:szCs w:val="20"/>
+              </w:rPr>
+              <w:br/>
+              <w:t xml:space="preserve"/>
+            </w:r>
+            <w:r>
+              <w:rPr>
+                <w:rFonts w:ascii="Arial" w:cs="Arial" w:eastAsia="Arial" w:hAnsi="Arial"/>
+                <w:b w:val="false"/>
+                <w:bCs w:val="false"/>
+                <w:i w:val="false"/>
+                <w:iCs w:val="false"/>
+                <w:color w:val="000000"/>
+                <w:sz w:val="20"/>
+                <w:szCs w:val="20"/>
+              </w:rPr>
+              <w:t xml:space="preserve">A portfolio is a collection of your best work. It's useful for:</w:t>
+            </w:r>
+            <w:r>
+              <w:rPr>
+                <w:rFonts w:ascii="Arial" w:cs="Arial" w:eastAsia="Arial" w:hAnsi="Arial"/>
+                <w:sz w:val="20"/>
+                <w:szCs w:val="20"/>
+              </w:rPr>
+              <w:br/>
+              <w:t xml:space="preserve"/>
+            </w:r>
+            <w:r>
+              <w:rPr>
+                <w:rFonts w:ascii="Arial" w:cs="Arial" w:eastAsia="Arial" w:hAnsi="Arial"/>
+                <w:b w:val="false"/>
+                <w:bCs w:val="false"/>
+                <w:i w:val="false"/>
+                <w:iCs w:val="false"/>
+                <w:color w:val="000000"/>
+                <w:sz w:val="20"/>
+                <w:szCs w:val="20"/>
+              </w:rPr>
+              <w:t xml:space="preserve">2. Awards &amp; Recognition (15 min)</w:t>
+            </w:r>
+            <w:r>
+              <w:rPr>
+                <w:rFonts w:ascii="Arial" w:cs="Arial" w:eastAsia="Arial" w:hAnsi="Arial"/>
+                <w:sz w:val="20"/>
+                <w:szCs w:val="20"/>
+              </w:rPr>
+              <w:br/>
+              <w:t xml:space="preserve"/>
+            </w:r>
+            <w:r>
+              <w:rPr>
+                <w:rFonts w:ascii="Arial" w:cs="Arial" w:eastAsia="Arial" w:hAnsi="Arial"/>
+                <w:sz w:val="20"/>
+                <w:szCs w:val="20"/>
+              </w:rPr>
+              <w:br/>
+              <w:t xml:space="preserve"/>
+            </w:r>
+            <w:r>
+              <w:rPr>
+                <w:rFonts w:ascii="Arial" w:cs="Arial" w:eastAsia="Arial" w:hAnsi="Arial"/>
+                <w:b/>
+                <w:bCs/>
+                <w:i w:val="false"/>
+                <w:iCs w:val="false"/>
+                <w:color w:val="000000"/>
+                <w:sz w:val="20"/>
+                <w:szCs w:val="20"/>
+              </w:rPr>
+              <w:t xml:space="preserve">Key Concepts:</w:t>
+            </w:r>
+            <w:r>
+              <w:rPr>
+                <w:rFonts w:ascii="Arial" w:cs="Arial" w:eastAsia="Arial" w:hAnsi="Arial"/>
+                <w:sz w:val="20"/>
+                <w:szCs w:val="20"/>
+              </w:rPr>
+              <w:br/>
+              <w:t xml:space="preserve"/>
+            </w:r>
+            <w:r>
+              <w:rPr>
+                <w:rFonts w:ascii="Arial" w:cs="Arial" w:eastAsia="Arial" w:hAnsi="Arial"/>
+                <w:b w:val="false"/>
+                <w:bCs w:val="false"/>
+                <w:i w:val="false"/>
+                <w:iCs w:val="false"/>
+                <w:color w:val="000000"/>
+                <w:sz w:val="20"/>
+                <w:szCs w:val="20"/>
+              </w:rPr>
+              <w:t xml:space="preserve">    • College applications</w:t>
+            </w:r>
+            <w:r>
+              <w:rPr>
+                <w:rFonts w:ascii="Arial" w:cs="Arial" w:eastAsia="Arial" w:hAnsi="Arial"/>
+                <w:sz w:val="20"/>
+                <w:szCs w:val="20"/>
+              </w:rPr>
+              <w:br/>
+              <w:t xml:space="preserve"/>
+            </w:r>
+            <w:r>
+              <w:rPr>
+                <w:rFonts w:ascii="Arial" w:cs="Arial" w:eastAsia="Arial" w:hAnsi="Arial"/>
+                <w:b w:val="false"/>
+                <w:bCs w:val="false"/>
+                <w:i w:val="false"/>
+                <w:iCs w:val="false"/>
+                <w:color w:val="000000"/>
+                <w:sz w:val="20"/>
+                <w:szCs w:val="20"/>
+              </w:rPr>
+              <w:t xml:space="preserve">    • Job interviews</w:t>
+            </w:r>
+            <w:r>
+              <w:rPr>
+                <w:rFonts w:ascii="Arial" w:cs="Arial" w:eastAsia="Arial" w:hAnsi="Arial"/>
+                <w:sz w:val="20"/>
+                <w:szCs w:val="20"/>
+              </w:rPr>
+              <w:br/>
+              <w:t xml:space="preserve"/>
+            </w:r>
+            <w:r>
+              <w:rPr>
+                <w:rFonts w:ascii="Arial" w:cs="Arial" w:eastAsia="Arial" w:hAnsi="Arial"/>
+                <w:b w:val="false"/>
+                <w:bCs w:val="false"/>
+                <w:i w:val="false"/>
+                <w:iCs w:val="false"/>
+                <w:color w:val="000000"/>
+                <w:sz w:val="20"/>
+                <w:szCs w:val="20"/>
+              </w:rPr>
+              <w:t xml:space="preserve">    • Demonstrating skills</w:t>
+            </w:r>
+            <w:r>
+              <w:rPr>
+                <w:rFonts w:ascii="Arial" w:cs="Arial" w:eastAsia="Arial" w:hAnsi="Arial"/>
+                <w:sz w:val="20"/>
+                <w:szCs w:val="20"/>
+              </w:rPr>
+              <w:br/>
+              <w:t xml:space="preserve"/>
+            </w:r>
+            <w:r>
+              <w:rPr>
+                <w:rFonts w:ascii="Arial" w:cs="Arial" w:eastAsia="Arial" w:hAnsi="Arial"/>
+                <w:b w:val="false"/>
+                <w:bCs w:val="false"/>
+                <w:i w:val="false"/>
+                <w:iCs w:val="false"/>
+                <w:color w:val="000000"/>
+                <w:sz w:val="20"/>
+                <w:szCs w:val="20"/>
+              </w:rPr>
+              <w:t xml:space="preserve">    • Building your reputation</w:t>
+            </w:r>
+            <w:r>
+              <w:rPr>
+                <w:rFonts w:ascii="Arial" w:cs="Arial" w:eastAsia="Arial" w:hAnsi="Arial"/>
+                <w:sz w:val="20"/>
+                <w:szCs w:val="20"/>
+              </w:rPr>
+              <w:br/>
+              <w:t xml:space="preserve"/>
+            </w:r>
+            <w:r>
+              <w:rPr>
+                <w:rFonts w:ascii="Arial" w:cs="Arial" w:eastAsia="Arial" w:hAnsi="Arial"/>
+                <w:b w:val="false"/>
+                <w:bCs w:val="false"/>
+                <w:i w:val="false"/>
+                <w:iCs w:val="false"/>
+                <w:color w:val="000000"/>
+                <w:sz w:val="20"/>
+                <w:szCs w:val="20"/>
+              </w:rPr>
+              <w:t xml:space="preserve">    • Your capstone project (with code and documentation)</w:t>
+            </w:r>
+            <w:r>
+              <w:rPr>
+                <w:rFonts w:ascii="Arial" w:cs="Arial" w:eastAsia="Arial" w:hAnsi="Arial"/>
+                <w:sz w:val="20"/>
+                <w:szCs w:val="20"/>
+              </w:rPr>
+              <w:br/>
+              <w:t xml:space="preserve"/>
+            </w:r>
+            <w:r>
+              <w:rPr>
+                <w:rFonts w:ascii="Arial" w:cs="Arial" w:eastAsia="Arial" w:hAnsi="Arial"/>
+                <w:b w:val="false"/>
+                <w:bCs w:val="false"/>
+                <w:i w:val="false"/>
+                <w:iCs w:val="false"/>
+                <w:color w:val="000000"/>
+                <w:sz w:val="20"/>
+                <w:szCs w:val="20"/>
+              </w:rPr>
+              <w:t xml:space="preserve">    • 2-3 other projects you're proud of</w:t>
+            </w:r>
+            <w:r>
+              <w:rPr>
+                <w:rFonts w:ascii="Arial" w:cs="Arial" w:eastAsia="Arial" w:hAnsi="Arial"/>
+                <w:sz w:val="20"/>
+                <w:szCs w:val="20"/>
+              </w:rPr>
+              <w:br/>
+              <w:t xml:space="preserve"/>
+            </w:r>
+            <w:r>
+              <w:rPr>
+                <w:rFonts w:ascii="Arial" w:cs="Arial" w:eastAsia="Arial" w:hAnsi="Arial"/>
+                <w:b w:val="false"/>
+                <w:bCs w:val="false"/>
+                <w:i w:val="false"/>
+                <w:iCs w:val="false"/>
+                <w:color w:val="000000"/>
+                <w:sz w:val="20"/>
+                <w:szCs w:val="20"/>
+              </w:rPr>
+              <w:t xml:space="preserve">    • Links to your code (GitHub)</w:t>
+            </w:r>
+            <w:r>
+              <w:rPr>
+                <w:rFonts w:ascii="Arial" w:cs="Arial" w:eastAsia="Arial" w:hAnsi="Arial"/>
+                <w:sz w:val="20"/>
+                <w:szCs w:val="20"/>
+              </w:rPr>
+              <w:br/>
+              <w:t xml:space="preserve"/>
+            </w:r>
+            <w:r>
+              <w:rPr>
+                <w:rFonts w:ascii="Arial" w:cs="Arial" w:eastAsia="Arial" w:hAnsi="Arial"/>
+                <w:b w:val="false"/>
+                <w:bCs w:val="false"/>
+                <w:i w:val="false"/>
+                <w:iCs w:val="false"/>
+                <w:color w:val="000000"/>
+                <w:sz w:val="20"/>
+                <w:szCs w:val="20"/>
+              </w:rPr>
+              <w:t xml:space="preserve">    • Brief descriptions of each project</w:t>
+            </w:r>
+            <w:r>
+              <w:rPr>
+                <w:rFonts w:ascii="Arial" w:cs="Arial" w:eastAsia="Arial" w:hAnsi="Arial"/>
+                <w:sz w:val="20"/>
+                <w:szCs w:val="20"/>
+              </w:rPr>
+              <w:br/>
+              <w:t xml:space="preserve"/>
+            </w:r>
+            <w:r>
+              <w:rPr>
+                <w:rFonts w:ascii="Arial" w:cs="Arial" w:eastAsia="Arial" w:hAnsi="Arial"/>
+                <w:sz w:val="20"/>
+                <w:szCs w:val="20"/>
+              </w:rPr>
+              <w:br/>
+              <w:t xml:space="preserve"/>
+            </w:r>
+            <w:r>
+              <w:rPr>
+                <w:rFonts w:ascii="Arial" w:cs="Arial" w:eastAsia="Arial" w:hAnsi="Arial"/>
+                <w:b/>
+                <w:bCs/>
+                <w:i w:val="false"/>
+                <w:iCs w:val="false"/>
+                <w:color w:val="000000"/>
+                <w:sz w:val="20"/>
+                <w:szCs w:val="20"/>
+              </w:rPr>
+              <w:t xml:space="preserve">Vocabulary: </w:t>
+            </w:r>
+            <w:r>
+              <w:rPr>
+                <w:rFonts w:ascii="Arial" w:cs="Arial" w:eastAsia="Arial" w:hAnsi="Arial"/>
+                <w:b w:val="false"/>
+                <w:bCs w:val="false"/>
+                <w:i w:val="false"/>
+                <w:iCs w:val="false"/>
+                <w:color w:val="000000"/>
+                <w:sz w:val="20"/>
+                <w:szCs w:val="20"/>
+              </w:rPr>
+              <w:t xml:space="preserve">portfolio, What to include, Today's class includes, Awards &amp; Recognition (15 min), Reflection &amp; Gratitude (15 min), Looking Forward (5 min)</w:t>
+            </w:r>
+            <w:r>
+              <w:rPr>
+                <w:rFonts w:ascii="Arial" w:cs="Arial" w:eastAsia="Arial" w:hAnsi="Arial"/>
+                <w:sz w:val="20"/>
+                <w:szCs w:val="20"/>
+              </w:rPr>
+              <w:br/>
+              <w:t xml:space="preserve"/>
+            </w:r>
+            <w:r>
+              <w:rPr>
+                <w:rFonts w:ascii="Arial" w:cs="Arial" w:eastAsia="Arial" w:hAnsi="Arial"/>
+                <w:sz w:val="20"/>
+                <w:szCs w:val="20"/>
+              </w:rPr>
+              <w:br/>
+              <w:t xml:space="preserve"/>
+            </w:r>
+            <w:r>
+              <w:rPr>
+                <w:rFonts w:ascii="Arial" w:cs="Arial" w:eastAsia="Arial" w:hAnsi="Arial"/>
+                <w:b/>
+                <w:bCs/>
+                <w:i/>
+                <w:iCs/>
+                <w:color w:val="555555"/>
+                <w:sz w:val="20"/>
+                <w:szCs w:val="20"/>
+              </w:rPr>
+              <w:t xml:space="preserve">→ Live Demo — </w:t>
+            </w:r>
+            <w:r>
+              <w:rPr>
+                <w:rFonts w:ascii="Arial" w:cs="Arial" w:eastAsia="Arial" w:hAnsi="Arial"/>
+                <w:b w:val="false"/>
+                <w:bCs w:val="false"/>
+                <w:i/>
+                <w:iCs/>
+                <w:color w:val="555555"/>
+                <w:sz w:val="20"/>
+                <w:szCs w:val="20"/>
+              </w:rPr>
+              <w:t xml:space="preserve">type examples as students follow along in their own editor.</w:t>
+            </w:r>
+            <w:r>
+              <w:rPr>
+                <w:rFonts w:ascii="Arial" w:cs="Arial" w:eastAsia="Arial" w:hAnsi="Arial"/>
+                <w:sz w:val="20"/>
+                <w:szCs w:val="20"/>
+              </w:rPr>
+              <w:br/>
+              <w:t xml:space="preserve"/>
+            </w:r>
+            <w:r>
+              <w:rPr>
+                <w:rFonts w:ascii="Arial" w:cs="Arial" w:eastAsia="Arial" w:hAnsi="Arial"/>
+                <w:b/>
+                <w:bCs/>
+                <w:i/>
+                <w:iCs/>
+                <w:color w:val="555555"/>
+                <w:sz w:val="20"/>
+                <w:szCs w:val="20"/>
+              </w:rPr>
+              <w:t xml:space="preserve">→ Check for Understanding: </w:t>
+            </w:r>
+            <w:r>
+              <w:rPr>
+                <w:rFonts w:ascii="Arial" w:cs="Arial" w:eastAsia="Arial" w:hAnsi="Arial"/>
+                <w:b w:val="false"/>
+                <w:bCs w:val="false"/>
+                <w:i/>
+                <w:iCs/>
+                <w:color w:val="555555"/>
+                <w:sz w:val="20"/>
+                <w:szCs w:val="20"/>
+              </w:rPr>
+              <w:t xml:space="preserve">pause and cold-call: “Can someone explain what we just did in their own words?”</w:t>
             </w:r>
           </w:p>
         </w:tc>
@@ -377,9 +1021,9 @@
               <w:right w:val="single" w:color="CCCCCC" w:sz="1"/>
             </w:tcBorders>
             <w:tcMar>
-              <w:top w:type="dxa" w:w="60"/>
+              <w:top w:type="dxa" w:w="80"/>
               <w:left w:type="dxa" w:w="120"/>
-              <w:bottom w:type="dxa" w:w="60"/>
+              <w:bottom w:type="dxa" w:w="80"/>
               <w:right w:type="dxa" w:w="120"/>
             </w:tcMar>
           </w:tcPr>
@@ -406,20 +1050,90 @@
               <w:right w:val="single" w:color="CCCCCC" w:sz="1"/>
             </w:tcBorders>
             <w:tcMar>
-              <w:top w:type="dxa" w:w="60"/>
+              <w:top w:type="dxa" w:w="80"/>
               <w:left w:type="dxa" w:w="120"/>
-              <w:bottom w:type="dxa" w:w="60"/>
+              <w:bottom w:type="dxa" w:w="80"/>
               <w:right w:type="dxa" w:w="120"/>
             </w:tcMar>
           </w:tcPr>
           <w:p>
-            <w:r>
-              <w:rPr>
-                <w:rFonts w:ascii="Arial" w:cs="Arial" w:eastAsia="Arial" w:hAnsi="Arial"/>
-                <w:sz w:val="20"/>
-                <w:szCs w:val="20"/>
+            <w:pPr>
+              <w:spacing w:after="80" w:before="80"/>
+            </w:pPr>
+            <w:r>
+              <w:rPr>
+                <w:rFonts w:ascii="Arial" w:cs="Arial" w:eastAsia="Arial" w:hAnsi="Arial"/>
+                <w:b/>
+                <w:bCs/>
+                <w:i w:val="false"/>
+                <w:iCs w:val="false"/>
+                <w:color w:val="000000"/>
+                <w:sz w:val="22"/>
+                <w:szCs w:val="22"/>
               </w:rPr>
               <w:t xml:space="preserve">Guided Practice</w:t>
+            </w:r>
+            <w:r>
+              <w:rPr>
+                <w:rFonts w:ascii="Arial" w:cs="Arial" w:eastAsia="Arial" w:hAnsi="Arial"/>
+                <w:sz w:val="20"/>
+                <w:szCs w:val="20"/>
+              </w:rPr>
+              <w:br/>
+              <w:t xml:space="preserve"/>
+            </w:r>
+            <w:r>
+              <w:rPr>
+                <w:rFonts w:ascii="Arial" w:cs="Arial" w:eastAsia="Arial" w:hAnsi="Arial"/>
+                <w:sz w:val="20"/>
+                <w:szCs w:val="20"/>
+              </w:rPr>
+              <w:br/>
+              <w:t xml:space="preserve"/>
+            </w:r>
+            <w:r>
+              <w:rPr>
+                <w:rFonts w:ascii="Arial" w:cs="Arial" w:eastAsia="Arial" w:hAnsi="Arial"/>
+                <w:b w:val="false"/>
+                <w:bCs w:val="false"/>
+                <w:i w:val="false"/>
+                <w:iCs w:val="false"/>
+                <w:color w:val="000000"/>
+                <w:sz w:val="20"/>
+                <w:szCs w:val="20"/>
+              </w:rPr>
+              <w:t xml:space="preserve">Step 1: Build Your Portfolio (15 min)</w:t>
+            </w:r>
+            <w:r>
+              <w:rPr>
+                <w:rFonts w:ascii="Arial" w:cs="Arial" w:eastAsia="Arial" w:hAnsi="Arial"/>
+                <w:sz w:val="20"/>
+                <w:szCs w:val="20"/>
+              </w:rPr>
+              <w:br/>
+              <w:t xml:space="preserve"/>
+            </w:r>
+            <w:r>
+              <w:rPr>
+                <w:rFonts w:ascii="Arial" w:cs="Arial" w:eastAsia="Arial" w:hAnsi="Arial"/>
+                <w:sz w:val="20"/>
+                <w:szCs w:val="20"/>
+              </w:rPr>
+              <w:br/>
+              <w:t xml:space="preserve"/>
+            </w:r>
+            <w:r>
+              <w:rPr>
+                <w:rFonts w:ascii="Arial" w:cs="Arial" w:eastAsia="Arial" w:hAnsi="Arial"/>
+                <w:b w:val="false"/>
+                <w:bCs w:val="false"/>
+                <w:i/>
+                <w:iCs/>
+                <w:color w:val="555555"/>
+                <w:sz w:val="20"/>
+                <w:szCs w:val="20"/>
+              </w:rPr>
+              <w:t xml:space="preserve">→ Teacher models — students try alongside, then compare results.</w:t>
             </w:r>
           </w:p>
         </w:tc>
@@ -435,9 +1149,9 @@
               <w:right w:val="single" w:color="CCCCCC" w:sz="1"/>
             </w:tcBorders>
             <w:tcMar>
-              <w:top w:type="dxa" w:w="60"/>
+              <w:top w:type="dxa" w:w="80"/>
               <w:left w:type="dxa" w:w="120"/>
-              <w:bottom w:type="dxa" w:w="60"/>
+              <w:bottom w:type="dxa" w:w="80"/>
               <w:right w:type="dxa" w:w="120"/>
             </w:tcMar>
           </w:tcPr>
@@ -450,7 +1164,7 @@
                 <w:sz w:val="20"/>
                 <w:szCs w:val="20"/>
               </w:rPr>
-              <w:t xml:space="preserve">15-20 min</w:t>
+              <w:t xml:space="preserve">15–20 min</w:t>
             </w:r>
           </w:p>
         </w:tc>
@@ -464,20 +1178,81 @@
               <w:right w:val="single" w:color="CCCCCC" w:sz="1"/>
             </w:tcBorders>
             <w:tcMar>
-              <w:top w:type="dxa" w:w="60"/>
+              <w:top w:type="dxa" w:w="80"/>
               <w:left w:type="dxa" w:w="120"/>
-              <w:bottom w:type="dxa" w:w="60"/>
+              <w:bottom w:type="dxa" w:w="80"/>
               <w:right w:type="dxa" w:w="120"/>
             </w:tcMar>
           </w:tcPr>
           <w:p>
-            <w:r>
-              <w:rPr>
-                <w:rFonts w:ascii="Arial" w:cs="Arial" w:eastAsia="Arial" w:hAnsi="Arial"/>
-                <w:sz w:val="20"/>
-                <w:szCs w:val="20"/>
+            <w:pPr>
+              <w:spacing w:after="80" w:before="80"/>
+            </w:pPr>
+            <w:r>
+              <w:rPr>
+                <w:rFonts w:ascii="Arial" w:cs="Arial" w:eastAsia="Arial" w:hAnsi="Arial"/>
+                <w:b/>
+                <w:bCs/>
+                <w:i w:val="false"/>
+                <w:iCs w:val="false"/>
+                <w:color w:val="000000"/>
+                <w:sz w:val="22"/>
+                <w:szCs w:val="22"/>
               </w:rPr>
               <w:t xml:space="preserve">Independent Practice / Code Along</w:t>
+            </w:r>
+            <w:r>
+              <w:rPr>
+                <w:rFonts w:ascii="Arial" w:cs="Arial" w:eastAsia="Arial" w:hAnsi="Arial"/>
+                <w:sz w:val="20"/>
+                <w:szCs w:val="20"/>
+              </w:rPr>
+              <w:br/>
+              <w:t xml:space="preserve"/>
+            </w:r>
+            <w:r>
+              <w:rPr>
+                <w:rFonts w:ascii="Arial" w:cs="Arial" w:eastAsia="Arial" w:hAnsi="Arial"/>
+                <w:b w:val="false"/>
+                <w:bCs w:val="false"/>
+                <w:i w:val="false"/>
+                <w:iCs w:val="false"/>
+                <w:color w:val="000000"/>
+                <w:sz w:val="20"/>
+                <w:szCs w:val="20"/>
+              </w:rPr>
+              <w:t xml:space="preserve">    Work through problems from the day's exercise set.</w:t>
+            </w:r>
+            <w:r>
+              <w:rPr>
+                <w:rFonts w:ascii="Arial" w:cs="Arial" w:eastAsia="Arial" w:hAnsi="Arial"/>
+                <w:sz w:val="20"/>
+                <w:szCs w:val="20"/>
+              </w:rPr>
+              <w:br/>
+              <w:t xml:space="preserve"/>
+            </w:r>
+            <w:r>
+              <w:rPr>
+                <w:rFonts w:ascii="Arial" w:cs="Arial" w:eastAsia="Arial" w:hAnsi="Arial"/>
+                <w:sz w:val="20"/>
+                <w:szCs w:val="20"/>
+              </w:rPr>
+              <w:br/>
+              <w:t xml:space="preserve"/>
+            </w:r>
+            <w:r>
+              <w:rPr>
+                <w:rFonts w:ascii="Arial" w:cs="Arial" w:eastAsia="Arial" w:hAnsi="Arial"/>
+                <w:b w:val="false"/>
+                <w:bCs w:val="false"/>
+                <w:i/>
+                <w:iCs/>
+                <w:color w:val="555555"/>
+                <w:sz w:val="20"/>
+                <w:szCs w:val="20"/>
+              </w:rPr>
+              <w:t xml:space="preserve">→ Teacher circulates — offer hints, check for understanding.</w:t>
             </w:r>
           </w:p>
         </w:tc>
@@ -493,9 +1268,9 @@
               <w:right w:val="single" w:color="CCCCCC" w:sz="1"/>
             </w:tcBorders>
             <w:tcMar>
-              <w:top w:type="dxa" w:w="60"/>
+              <w:top w:type="dxa" w:w="80"/>
               <w:left w:type="dxa" w:w="120"/>
-              <w:bottom w:type="dxa" w:w="60"/>
+              <w:bottom w:type="dxa" w:w="80"/>
               <w:right w:type="dxa" w:w="120"/>
             </w:tcMar>
           </w:tcPr>
@@ -522,20 +1297,90 @@
               <w:right w:val="single" w:color="CCCCCC" w:sz="1"/>
             </w:tcBorders>
             <w:tcMar>
-              <w:top w:type="dxa" w:w="60"/>
+              <w:top w:type="dxa" w:w="80"/>
               <w:left w:type="dxa" w:w="120"/>
-              <w:bottom w:type="dxa" w:w="60"/>
+              <w:bottom w:type="dxa" w:w="80"/>
               <w:right w:type="dxa" w:w="120"/>
             </w:tcMar>
           </w:tcPr>
           <w:p>
-            <w:r>
-              <w:rPr>
-                <w:rFonts w:ascii="Arial" w:cs="Arial" w:eastAsia="Arial" w:hAnsi="Arial"/>
-                <w:sz w:val="20"/>
-                <w:szCs w:val="20"/>
+            <w:pPr>
+              <w:spacing w:after="80" w:before="80"/>
+            </w:pPr>
+            <w:r>
+              <w:rPr>
+                <w:rFonts w:ascii="Arial" w:cs="Arial" w:eastAsia="Arial" w:hAnsi="Arial"/>
+                <w:b/>
+                <w:bCs/>
+                <w:i w:val="false"/>
+                <w:iCs w:val="false"/>
+                <w:color w:val="000000"/>
+                <w:sz w:val="22"/>
+                <w:szCs w:val="22"/>
               </w:rPr>
               <w:t xml:space="preserve">Exit Ticket / Wrap-Up</w:t>
+            </w:r>
+            <w:r>
+              <w:rPr>
+                <w:rFonts w:ascii="Arial" w:cs="Arial" w:eastAsia="Arial" w:hAnsi="Arial"/>
+                <w:sz w:val="20"/>
+                <w:szCs w:val="20"/>
+              </w:rPr>
+              <w:br/>
+              <w:t xml:space="preserve"/>
+            </w:r>
+            <w:r>
+              <w:rPr>
+                <w:rFonts w:ascii="Arial" w:cs="Arial" w:eastAsia="Arial" w:hAnsi="Arial"/>
+                <w:sz w:val="20"/>
+                <w:szCs w:val="20"/>
+              </w:rPr>
+              <w:br/>
+              <w:t xml:space="preserve"/>
+            </w:r>
+            <w:r>
+              <w:rPr>
+                <w:rFonts w:ascii="Arial" w:cs="Arial" w:eastAsia="Arial" w:hAnsi="Arial"/>
+                <w:b w:val="false"/>
+                <w:bCs w:val="false"/>
+                <w:i w:val="false"/>
+                <w:iCs w:val="false"/>
+                <w:color w:val="000000"/>
+                <w:sz w:val="20"/>
+                <w:szCs w:val="20"/>
+              </w:rPr>
+              <w:t xml:space="preserve">Quick Check: Celebrate my accomplishments, review my portfolio, and plan for continued growth?</w:t>
+            </w:r>
+            <w:r>
+              <w:rPr>
+                <w:rFonts w:ascii="Arial" w:cs="Arial" w:eastAsia="Arial" w:hAnsi="Arial"/>
+                <w:sz w:val="20"/>
+                <w:szCs w:val="20"/>
+              </w:rPr>
+              <w:br/>
+              <w:t xml:space="preserve"/>
+            </w:r>
+            <w:r>
+              <w:rPr>
+                <w:rFonts w:ascii="Arial" w:cs="Arial" w:eastAsia="Arial" w:hAnsi="Arial"/>
+                <w:sz w:val="20"/>
+                <w:szCs w:val="20"/>
+              </w:rPr>
+              <w:br/>
+              <w:t xml:space="preserve"/>
+            </w:r>
+            <w:r>
+              <w:rPr>
+                <w:rFonts w:ascii="Arial" w:cs="Arial" w:eastAsia="Arial" w:hAnsi="Arial"/>
+                <w:b w:val="false"/>
+                <w:bCs w:val="false"/>
+                <w:i/>
+                <w:iCs/>
+                <w:color w:val="555555"/>
+                <w:sz w:val="20"/>
+                <w:szCs w:val="20"/>
+              </w:rPr>
+              <w:t xml:space="preserve">→ 3–2–1: Name 3 things learned, 2 new vocab words, 1 question you still have.</w:t>
             </w:r>
           </w:p>
         </w:tc>

--- a/Coding 1 - year/Unit 7 - Project Development/Daily Lesson Plans/Word/Day 180.docx
+++ b/Coding 1 - year/Unit 7 - Project Development/Daily Lesson Plans/Word/Day 180.docx
@@ -380,7 +380,7 @@
                 <w:sz w:val="20"/>
                 <w:szCs w:val="20"/>
               </w:rPr>
-              <w:t xml:space="preserve">    In your own words: Celebrate my accomplishments, review my portfolio, and plan for continued growth?</w:t>
+              <w:t xml:space="preserve">    Think about End-of-Year Celebration and Portfolio Review. Where might you use this in a real project, and why would it matter?</w:t>
             </w:r>
             <w:r>
               <w:rPr>
@@ -477,7 +477,7 @@
                 <w:sz w:val="20"/>
                 <w:szCs w:val="20"/>
               </w:rPr>
-              <w:t xml:space="preserve">Today's Goal: By the end of class you will be able to celebrate my accomplishments, review my portfolio, and plan for continued growth.</w:t>
+              <w:t xml:space="preserve">Today’s Goal: By the end of class you will be able to celebrate my accomplishments, review my portfolio, and plan for continued growth.</w:t>
             </w:r>
             <w:r>
               <w:rPr>
@@ -1349,7 +1349,7 @@
                 <w:sz w:val="20"/>
                 <w:szCs w:val="20"/>
               </w:rPr>
-              <w:t xml:space="preserve">Quick Check: Celebrate my accomplishments, review my portfolio, and plan for continued growth?</w:t>
+              <w:t xml:space="preserve">What is one important thing you learned about End-of-Year Celebration and Portfolio Review today? How would you explain it to someone?</w:t>
             </w:r>
             <w:r>
               <w:rPr>

--- a/Coding 1 - year/Unit 7 - Project Development/Daily Lesson Plans/Word/Day 180.docx
+++ b/Coding 1 - year/Unit 7 - Project Development/Daily Lesson Plans/Word/Day 180.docx
@@ -1221,7 +1221,29 @@
                 <w:sz w:val="20"/>
                 <w:szCs w:val="20"/>
               </w:rPr>
-              <w:t xml:space="preserve">    Work through problems from the day's exercise set.</w:t>
+              <w:t xml:space="preserve">    Students complete review exercises and self-assessment.</w:t>
+            </w:r>
+            <w:r>
+              <w:rPr>
+                <w:rFonts w:ascii="Arial" w:cs="Arial" w:eastAsia="Arial" w:hAnsi="Arial"/>
+                <w:sz w:val="20"/>
+                <w:szCs w:val="20"/>
+              </w:rPr>
+              <w:br/>
+              <w:t xml:space="preserve"/>
+            </w:r>
+            <w:r>
+              <w:rPr>
+                <w:rFonts w:ascii="Arial" w:cs="Arial" w:eastAsia="Arial" w:hAnsi="Arial"/>
+                <w:b w:val="false"/>
+                <w:bCs w:val="false"/>
+                <w:i w:val="false"/>
+                <w:iCs w:val="false"/>
+                <w:color w:val="000000"/>
+                <w:sz w:val="20"/>
+                <w:szCs w:val="20"/>
+              </w:rPr>
+              <w:t xml:space="preserve">    Address any gaps identified during the review.</w:t>
             </w:r>
             <w:r>
               <w:rPr>
@@ -3233,526 +3255,6 @@
           <w:szCs w:val="20"/>
         </w:rPr>
         <w:t xml:space="preserve">- Prepare for Coding II</w:t>
-      </w:r>
-    </w:p>
-    <w:p>
-      <w:pPr>
-        <w:spacing w:after="60"/>
-      </w:pPr>
-      <w:r>
-        <w:rPr>
-          <w:rFonts w:ascii="Arial" w:cs="Arial" w:eastAsia="Arial" w:hAnsi="Arial"/>
-          <w:sz w:val="20"/>
-          <w:szCs w:val="20"/>
-        </w:rPr>
-        <w:t xml:space="preserve">Write a final reflection:</w:t>
-      </w:r>
-    </w:p>
-    <w:p>
-      <w:pPr>
-        <w:spacing w:after="60"/>
-      </w:pPr>
-      <w:r>
-        <w:rPr>
-          <w:rFonts w:ascii="Arial" w:cs="Arial" w:eastAsia="Arial" w:hAnsi="Arial"/>
-          <w:sz w:val="20"/>
-          <w:szCs w:val="20"/>
-        </w:rPr>
-        <w:t xml:space="preserve">"This year I learned [skill]. I'm proud of [accomplishment]. Next year I want to [goal]."</w:t>
-      </w:r>
-    </w:p>
-    <w:p>
-      <w:pPr>
-        <w:spacing w:after="60"/>
-      </w:pPr>
-      <w:r>
-        <w:rPr>
-          <w:rFonts w:ascii="Arial" w:cs="Arial" w:eastAsia="Arial" w:hAnsi="Arial"/>
-          <w:sz w:val="20"/>
-          <w:szCs w:val="20"/>
-        </w:rPr>
-        <w:t xml:space="preserve">You've completed Coding I!</w:t>
-      </w:r>
-    </w:p>
-    <w:p>
-      <w:pPr>
-        <w:spacing w:after="60"/>
-      </w:pPr>
-      <w:r>
-        <w:rPr>
-          <w:rFonts w:ascii="Arial" w:cs="Arial" w:eastAsia="Arial" w:hAnsi="Arial"/>
-          <w:sz w:val="20"/>
-          <w:szCs w:val="20"/>
-        </w:rPr>
-        <w:t xml:space="preserve">What You've Accomplished:</w:t>
-      </w:r>
-    </w:p>
-    <w:p>
-      <w:pPr>
-        <w:spacing w:after="60"/>
-      </w:pPr>
-      <w:r>
-        <w:rPr>
-          <w:rFonts w:ascii="Arial" w:cs="Arial" w:eastAsia="Arial" w:hAnsi="Arial"/>
-          <w:sz w:val="20"/>
-          <w:szCs w:val="20"/>
-        </w:rPr>
-        <w:t xml:space="preserve">✓ Learned Python fundamentals</w:t>
-      </w:r>
-    </w:p>
-    <w:p>
-      <w:pPr>
-        <w:spacing w:after="60"/>
-      </w:pPr>
-      <w:r>
-        <w:rPr>
-          <w:rFonts w:ascii="Arial" w:cs="Arial" w:eastAsia="Arial" w:hAnsi="Arial"/>
-          <w:sz w:val="20"/>
-          <w:szCs w:val="20"/>
-        </w:rPr>
-        <w:t xml:space="preserve">✓ Built a complete capstone project</w:t>
-      </w:r>
-    </w:p>
-    <w:p>
-      <w:pPr>
-        <w:spacing w:after="60"/>
-      </w:pPr>
-      <w:r>
-        <w:rPr>
-          <w:rFonts w:ascii="Arial" w:cs="Arial" w:eastAsia="Arial" w:hAnsi="Arial"/>
-          <w:sz w:val="20"/>
-          <w:szCs w:val="20"/>
-        </w:rPr>
-        <w:t xml:space="preserve">✓ Developed professional coding practices</w:t>
-      </w:r>
-    </w:p>
-    <w:p>
-      <w:pPr>
-        <w:spacing w:after="60"/>
-      </w:pPr>
-      <w:r>
-        <w:rPr>
-          <w:rFonts w:ascii="Arial" w:cs="Arial" w:eastAsia="Arial" w:hAnsi="Arial"/>
-          <w:sz w:val="20"/>
-          <w:szCs w:val="20"/>
-        </w:rPr>
-        <w:t xml:space="preserve">✓ Learned to debug systematically</w:t>
-      </w:r>
-    </w:p>
-    <w:p>
-      <w:pPr>
-        <w:spacing w:after="60"/>
-      </w:pPr>
-      <w:r>
-        <w:rPr>
-          <w:rFonts w:ascii="Arial" w:cs="Arial" w:eastAsia="Arial" w:hAnsi="Arial"/>
-          <w:sz w:val="20"/>
-          <w:szCs w:val="20"/>
-        </w:rPr>
-        <w:t xml:space="preserve">✓ Documented your work</w:t>
-      </w:r>
-    </w:p>
-    <w:p>
-      <w:pPr>
-        <w:spacing w:after="60"/>
-      </w:pPr>
-      <w:r>
-        <w:rPr>
-          <w:rFonts w:ascii="Arial" w:cs="Arial" w:eastAsia="Arial" w:hAnsi="Arial"/>
-          <w:sz w:val="20"/>
-          <w:szCs w:val="20"/>
-        </w:rPr>
-        <w:t xml:space="preserve">✓ Presented to your class</w:t>
-      </w:r>
-    </w:p>
-    <w:p>
-      <w:pPr>
-        <w:spacing w:after="60"/>
-      </w:pPr>
-      <w:r>
-        <w:rPr>
-          <w:rFonts w:ascii="Arial" w:cs="Arial" w:eastAsia="Arial" w:hAnsi="Arial"/>
-          <w:sz w:val="20"/>
-          <w:szCs w:val="20"/>
-        </w:rPr>
-        <w:t xml:space="preserve">✓ Grew as a programmer</w:t>
-      </w:r>
-    </w:p>
-    <w:p>
-      <w:pPr>
-        <w:spacing w:after="60"/>
-      </w:pPr>
-      <w:r>
-        <w:rPr>
-          <w:rFonts w:ascii="Arial" w:cs="Arial" w:eastAsia="Arial" w:hAnsi="Arial"/>
-          <w:sz w:val="20"/>
-          <w:szCs w:val="20"/>
-        </w:rPr>
-        <w:t xml:space="preserve">You started with:</w:t>
-      </w:r>
-    </w:p>
-    <w:p>
-      <w:pPr>
-        <w:spacing w:after="60"/>
-      </w:pPr>
-      <w:r>
-        <w:rPr>
-          <w:rFonts w:ascii="Arial" w:cs="Arial" w:eastAsia="Arial" w:hAnsi="Arial"/>
-          <w:sz w:val="20"/>
-          <w:szCs w:val="20"/>
-        </w:rPr>
-        <w:t xml:space="preserve">You ended with:</w:t>
-      </w:r>
-    </w:p>
-    <w:p>
-      <w:pPr>
-        <w:spacing w:after="60"/>
-      </w:pPr>
-      <w:r>
-        <w:rPr>
-          <w:rFonts w:ascii="Arial" w:cs="Arial" w:eastAsia="Arial" w:hAnsi="Arial"/>
-          <w:sz w:val="20"/>
-          <w:szCs w:val="20"/>
-        </w:rPr>
-        <w:t xml:space="preserve">A complete, functional, well-documented program that solves a real problem.</w:t>
-      </w:r>
-    </w:p>
-    <w:p>
-      <w:pPr>
-        <w:spacing w:after="60"/>
-      </w:pPr>
-      <w:r>
-        <w:rPr>
-          <w:rFonts w:ascii="Arial" w:cs="Arial" w:eastAsia="Arial" w:hAnsi="Arial"/>
-          <w:sz w:val="20"/>
-          <w:szCs w:val="20"/>
-        </w:rPr>
-        <w:t xml:space="preserve">Summer:</w:t>
-      </w:r>
-    </w:p>
-    <w:p>
-      <w:pPr>
-        <w:spacing w:after="60"/>
-      </w:pPr>
-      <w:r>
-        <w:rPr>
-          <w:rFonts w:ascii="Arial" w:cs="Arial" w:eastAsia="Arial" w:hAnsi="Arial"/>
-          <w:sz w:val="20"/>
-          <w:szCs w:val="20"/>
-        </w:rPr>
-        <w:t xml:space="preserve">- Take online coding courses</w:t>
-      </w:r>
-    </w:p>
-    <w:p>
-      <w:pPr>
-        <w:spacing w:after="60"/>
-      </w:pPr>
-      <w:r>
-        <w:rPr>
-          <w:rFonts w:ascii="Arial" w:cs="Arial" w:eastAsia="Arial" w:hAnsi="Arial"/>
-          <w:sz w:val="20"/>
-          <w:szCs w:val="20"/>
-        </w:rPr>
-        <w:t xml:space="preserve">- Build 2-3 personal projects</w:t>
-      </w:r>
-    </w:p>
-    <w:p>
-      <w:pPr>
-        <w:spacing w:after="60"/>
-      </w:pPr>
-      <w:r>
-        <w:rPr>
-          <w:rFonts w:ascii="Arial" w:cs="Arial" w:eastAsia="Arial" w:hAnsi="Arial"/>
-          <w:sz w:val="20"/>
-          <w:szCs w:val="20"/>
-        </w:rPr>
-        <w:t xml:space="preserve">- Explore a CS interest</w:t>
-      </w:r>
-    </w:p>
-    <w:p>
-      <w:pPr>
-        <w:spacing w:after="60"/>
-      </w:pPr>
-      <w:r>
-        <w:rPr>
-          <w:rFonts w:ascii="Arial" w:cs="Arial" w:eastAsia="Arial" w:hAnsi="Arial"/>
-          <w:sz w:val="20"/>
-          <w:szCs w:val="20"/>
-        </w:rPr>
-        <w:t xml:space="preserve">- Rest and recharge!</w:t>
-      </w:r>
-    </w:p>
-    <w:p>
-      <w:pPr>
-        <w:spacing w:after="60"/>
-      </w:pPr>
-      <w:r>
-        <w:rPr>
-          <w:rFonts w:ascii="Arial" w:cs="Arial" w:eastAsia="Arial" w:hAnsi="Arial"/>
-          <w:sz w:val="20"/>
-          <w:szCs w:val="20"/>
-        </w:rPr>
-        <w:t xml:space="preserve">Fall (Coding II):</w:t>
-      </w:r>
-    </w:p>
-    <w:p>
-      <w:pPr>
-        <w:spacing w:after="60"/>
-      </w:pPr>
-      <w:r>
-        <w:rPr>
-          <w:rFonts w:ascii="Arial" w:cs="Arial" w:eastAsia="Arial" w:hAnsi="Arial"/>
-          <w:sz w:val="20"/>
-          <w:szCs w:val="20"/>
-        </w:rPr>
-        <w:t xml:space="preserve">- Advanced Python</w:t>
-      </w:r>
-    </w:p>
-    <w:p>
-      <w:pPr>
-        <w:spacing w:after="60"/>
-      </w:pPr>
-      <w:r>
-        <w:rPr>
-          <w:rFonts w:ascii="Arial" w:cs="Arial" w:eastAsia="Arial" w:hAnsi="Arial"/>
-          <w:sz w:val="20"/>
-          <w:szCs w:val="20"/>
-        </w:rPr>
-        <w:t xml:space="preserve">- Object-Oriented Programming</w:t>
-      </w:r>
-    </w:p>
-    <w:p>
-      <w:pPr>
-        <w:spacing w:after="60"/>
-      </w:pPr>
-      <w:r>
-        <w:rPr>
-          <w:rFonts w:ascii="Arial" w:cs="Arial" w:eastAsia="Arial" w:hAnsi="Arial"/>
-          <w:sz w:val="20"/>
-          <w:szCs w:val="20"/>
-        </w:rPr>
-        <w:t xml:space="preserve">- Algorithms and Data Structures</w:t>
-      </w:r>
-    </w:p>
-    <w:p>
-      <w:pPr>
-        <w:spacing w:after="60"/>
-      </w:pPr>
-      <w:r>
-        <w:rPr>
-          <w:rFonts w:ascii="Arial" w:cs="Arial" w:eastAsia="Arial" w:hAnsi="Arial"/>
-          <w:sz w:val="20"/>
-          <w:szCs w:val="20"/>
-        </w:rPr>
-        <w:t xml:space="preserve">- Bigger projects</w:t>
-      </w:r>
-    </w:p>
-    <w:p>
-      <w:pPr>
-        <w:spacing w:after="60"/>
-      </w:pPr>
-      <w:r>
-        <w:rPr>
-          <w:rFonts w:ascii="Arial" w:cs="Arial" w:eastAsia="Arial" w:hAnsi="Arial"/>
-          <w:sz w:val="20"/>
-          <w:szCs w:val="20"/>
-        </w:rPr>
-        <w:t xml:space="preserve">Beyond:</w:t>
-      </w:r>
-    </w:p>
-    <w:p>
-      <w:pPr>
-        <w:spacing w:after="60"/>
-      </w:pPr>
-      <w:r>
-        <w:rPr>
-          <w:rFonts w:ascii="Arial" w:cs="Arial" w:eastAsia="Arial" w:hAnsi="Arial"/>
-          <w:sz w:val="20"/>
-          <w:szCs w:val="20"/>
-        </w:rPr>
-        <w:t xml:space="preserve">- CS Advanced Placement</w:t>
-      </w:r>
-    </w:p>
-    <w:p>
-      <w:pPr>
-        <w:spacing w:after="60"/>
-      </w:pPr>
-      <w:r>
-        <w:rPr>
-          <w:rFonts w:ascii="Arial" w:cs="Arial" w:eastAsia="Arial" w:hAnsi="Arial"/>
-          <w:sz w:val="20"/>
-          <w:szCs w:val="20"/>
-        </w:rPr>
-        <w:t xml:space="preserve">- Computer Science major in college?</w:t>
-      </w:r>
-    </w:p>
-    <w:p>
-      <w:pPr>
-        <w:spacing w:after="60"/>
-      </w:pPr>
-      <w:r>
-        <w:rPr>
-          <w:rFonts w:ascii="Arial" w:cs="Arial" w:eastAsia="Arial" w:hAnsi="Arial"/>
-          <w:sz w:val="20"/>
-          <w:szCs w:val="20"/>
-        </w:rPr>
-        <w:t xml:space="preserve">- Career in tech?</w:t>
-      </w:r>
-    </w:p>
-    <w:p>
-      <w:pPr>
-        <w:spacing w:after="60"/>
-      </w:pPr>
-      <w:r>
-        <w:rPr>
-          <w:rFonts w:ascii="Arial" w:cs="Arial" w:eastAsia="Arial" w:hAnsi="Arial"/>
-          <w:sz w:val="20"/>
-          <w:szCs w:val="20"/>
-        </w:rPr>
-        <w:t xml:space="preserve">- The possibilities are endless!</w:t>
-      </w:r>
-    </w:p>
-    <w:p>
-      <w:pPr>
-        <w:spacing w:after="60"/>
-      </w:pPr>
-      <w:r>
-        <w:rPr>
-          <w:rFonts w:ascii="Arial" w:cs="Arial" w:eastAsia="Arial" w:hAnsi="Arial"/>
-          <w:sz w:val="20"/>
-          <w:szCs w:val="20"/>
-        </w:rPr>
-        <w:t xml:space="preserve">Remember:</w:t>
-      </w:r>
-    </w:p>
-    <w:p>
-      <w:pPr>
-        <w:spacing w:after="60"/>
-      </w:pPr>
-      <w:r>
-        <w:rPr>
-          <w:rFonts w:ascii="Arial" w:cs="Arial" w:eastAsia="Arial" w:hAnsi="Arial"/>
-          <w:sz w:val="20"/>
-          <w:szCs w:val="20"/>
-        </w:rPr>
-        <w:t xml:space="preserve">- Every expert programmer started where you are</w:t>
-      </w:r>
-    </w:p>
-    <w:p>
-      <w:pPr>
-        <w:spacing w:after="60"/>
-      </w:pPr>
-      <w:r>
-        <w:rPr>
-          <w:rFonts w:ascii="Arial" w:cs="Arial" w:eastAsia="Arial" w:hAnsi="Arial"/>
-          <w:sz w:val="20"/>
-          <w:szCs w:val="20"/>
-        </w:rPr>
-        <w:t xml:space="preserve">- Bugs are normal (everyone has them)</w:t>
-      </w:r>
-    </w:p>
-    <w:p>
-      <w:pPr>
-        <w:spacing w:after="60"/>
-      </w:pPr>
-      <w:r>
-        <w:rPr>
-          <w:rFonts w:ascii="Arial" w:cs="Arial" w:eastAsia="Arial" w:hAnsi="Arial"/>
-          <w:sz w:val="20"/>
-          <w:szCs w:val="20"/>
-        </w:rPr>
-        <w:t xml:space="preserve">- Asking for help is a strength, not a weakness</w:t>
-      </w:r>
-    </w:p>
-    <w:p>
-      <w:pPr>
-        <w:spacing w:after="60"/>
-      </w:pPr>
-      <w:r>
-        <w:rPr>
-          <w:rFonts w:ascii="Arial" w:cs="Arial" w:eastAsia="Arial" w:hAnsi="Arial"/>
-          <w:sz w:val="20"/>
-          <w:szCs w:val="20"/>
-        </w:rPr>
-        <w:t xml:space="preserve">- The best way to learn is by building</w:t>
-      </w:r>
-    </w:p>
-    <w:p>
-      <w:pPr>
-        <w:spacing w:after="60"/>
-      </w:pPr>
-      <w:r>
-        <w:rPr>
-          <w:rFonts w:ascii="Arial" w:cs="Arial" w:eastAsia="Arial" w:hAnsi="Arial"/>
-          <w:sz w:val="20"/>
-          <w:szCs w:val="20"/>
-        </w:rPr>
-        <w:t xml:space="preserve">- Your growth as a programmer has just begun</w:t>
-      </w:r>
-    </w:p>
-    <w:p>
-      <w:pPr>
-        <w:spacing w:after="60"/>
-      </w:pPr>
-      <w:r>
-        <w:rPr>
-          <w:rFonts w:ascii="Arial" w:cs="Arial" w:eastAsia="Arial" w:hAnsi="Arial"/>
-          <w:sz w:val="20"/>
-          <w:szCs w:val="20"/>
-        </w:rPr>
-        <w:t xml:space="preserve">Keep coding. Stay curious. Build amazing things.</w:t>
-      </w:r>
-    </w:p>
-    <w:p>
-      <w:pPr>
-        <w:spacing w:after="60"/>
-      </w:pPr>
-      <w:r>
-        <w:rPr>
-          <w:rFonts w:ascii="Arial" w:cs="Arial" w:eastAsia="Arial" w:hAnsi="Arial"/>
-          <w:sz w:val="20"/>
-          <w:szCs w:val="20"/>
-        </w:rPr>
-        <w:t xml:space="preserve">Thank you for an amazing year of Coding I!</w:t>
-      </w:r>
-    </w:p>
-    <w:p>
-      <w:pPr>
-        <w:spacing w:after="60"/>
-      </w:pPr>
-      <w:r>
-        <w:rPr>
-          <w:rFonts w:ascii="Arial" w:cs="Arial" w:eastAsia="Arial" w:hAnsi="Arial"/>
-          <w:sz w:val="20"/>
-          <w:szCs w:val="20"/>
-        </w:rPr>
-        <w:t xml:space="preserve">Enjoy your summer. See you in Coding II!</w:t>
-      </w:r>
-    </w:p>
-    <w:p>
-      <w:pPr>
-        <w:spacing w:after="60"/>
-      </w:pPr>
-      <w:r>
-        <w:rPr>
-          <w:rFonts w:ascii="Arial" w:cs="Arial" w:eastAsia="Arial" w:hAnsi="Arial"/>
-          <w:sz w:val="20"/>
-          <w:szCs w:val="20"/>
-        </w:rPr>
-        <w:t xml:space="preserve">🚀 End of Unit 7: Project Development 🚀</w:t>
-      </w:r>
-    </w:p>
-    <w:p>
-      <w:pPr>
-        <w:spacing w:after="60"/>
-      </w:pPr>
-      <w:r>
-        <w:rPr>
-          <w:rFonts w:ascii="Arial" w:cs="Arial" w:eastAsia="Arial" w:hAnsi="Arial"/>
-          <w:sz w:val="20"/>
-          <w:szCs w:val="20"/>
-        </w:rPr>
-        <w:t xml:space="preserve">Course Complete: Days 1–180 ✓</w:t>
       </w:r>
     </w:p>
     <w:p>
